--- a/docs/manual-stock/Manual_Usuario_AnitaERP_Recuento_Inventario.docx
+++ b/docs/manual-stock/Manual_Usuario_AnitaERP_Recuento_Inventario.docx
@@ -48,7 +48,7 @@
           <w:sz w:val="24"/>
           <w:szCs w:val="24"/>
         </w:rPr>
-        <w:t xml:space="preserve">Empresa: AGG</w:t>
+        <w:t xml:space="preserve">Empresa: </w:t>
       </w:r>
     </w:p>
     <w:p>
@@ -60,7 +60,7 @@
           <w:sz w:val="22"/>
           <w:szCs w:val="22"/>
         </w:rPr>
-        <w:t xml:space="preserve">Versión 1.1 — junio 2026</w:t>
+        <w:t xml:space="preserve">Versión 1.1 — agosto 2026</w:t>
       </w:r>
     </w:p>
     <w:p/>
@@ -74,7 +74,7 @@
           <w:sz w:val="20"/>
           <w:szCs w:val="20"/>
         </w:rPr>
-        <w:t xml:space="preserve">URL: http://10.20.30.210/anitaERP/public/seguridad/login</w:t>
+        <w:t xml:space="preserve">URL: http://10.20.30.210/seguridad/login</w:t>
       </w:r>
     </w:p>
     <w:p>
@@ -836,7 +836,7 @@
       </w:pPr>
       <w:r>
         <w:pict>
-          <v:shape type="#_x0000_t75" stroked="f" style="width:450pt; height:360pt; margin-left:0pt; margin-top:0pt; mso-position-horizontal:left; mso-position-vertical:top; mso-position-horizontal-relative:char; mso-position-vertical-relative:line;">
+          <v:shape type="#_x0000_t75" stroked="f" style="width:450pt; height:267.1875pt; margin-left:0pt; margin-top:0pt; mso-position-horizontal:left; mso-position-vertical:top; mso-position-horizontal-relative:char; mso-position-vertical-relative:line;">
             <w10:wrap type="inline"/>
             <v:imagedata r:id="rId7" o:title=""/>
           </v:shape>
@@ -1677,7 +1677,7 @@
       </w:pPr>
       <w:r>
         <w:pict>
-          <v:shape type="#_x0000_t75" stroked="f" style="width:450pt; height:360pt; margin-left:0pt; margin-top:0pt; mso-position-horizontal:left; mso-position-vertical:top; mso-position-horizontal-relative:char; mso-position-vertical-relative:line;">
+          <v:shape type="#_x0000_t75" stroked="f" style="width:450pt; height:267.1875pt; margin-left:0pt; margin-top:0pt; mso-position-horizontal:left; mso-position-vertical:top; mso-position-horizontal-relative:char; mso-position-vertical-relative:line;">
             <w10:wrap type="inline"/>
             <v:imagedata r:id="rId8" o:title=""/>
           </v:shape>
@@ -1706,7 +1706,7 @@
       </w:pPr>
       <w:r>
         <w:pict>
-          <v:shape type="#_x0000_t75" stroked="f" style="width:450pt; height:360pt; margin-left:0pt; margin-top:0pt; mso-position-horizontal:left; mso-position-vertical:top; mso-position-horizontal-relative:char; mso-position-vertical-relative:line;">
+          <v:shape type="#_x0000_t75" stroked="f" style="width:450pt; height:267.1875pt; margin-left:0pt; margin-top:0pt; mso-position-horizontal:left; mso-position-vertical:top; mso-position-horizontal-relative:char; mso-position-vertical-relative:line;">
             <w10:wrap type="inline"/>
             <v:imagedata r:id="rId9" o:title=""/>
           </v:shape>
@@ -2946,7 +2946,7 @@
       </w:pPr>
       <w:r>
         <w:pict>
-          <v:shape type="#_x0000_t75" stroked="f" style="width:450pt; height:360pt; margin-left:0pt; margin-top:0pt; mso-position-horizontal:left; mso-position-vertical:top; mso-position-horizontal-relative:char; mso-position-vertical-relative:line;">
+          <v:shape type="#_x0000_t75" stroked="f" style="width:450pt; height:267.1875pt; margin-left:0pt; margin-top:0pt; mso-position-horizontal:left; mso-position-vertical:top; mso-position-horizontal-relative:char; mso-position-vertical-relative:line;">
             <w10:wrap type="inline"/>
             <v:imagedata r:id="rId10" o:title=""/>
           </v:shape>
@@ -3549,7 +3549,7 @@
       </w:pPr>
       <w:r>
         <w:pict>
-          <v:shape type="#_x0000_t75" stroked="f" style="width:450pt; height:360pt; margin-left:0pt; margin-top:0pt; mso-position-horizontal:left; mso-position-vertical:top; mso-position-horizontal-relative:char; mso-position-vertical-relative:line;">
+          <v:shape type="#_x0000_t75" stroked="f" style="width:450pt; height:267.1875pt; margin-left:0pt; margin-top:0pt; mso-position-horizontal:left; mso-position-vertical:top; mso-position-horizontal-relative:char; mso-position-vertical-relative:line;">
             <w10:wrap type="inline"/>
             <v:imagedata r:id="rId11" o:title=""/>
           </v:shape>
@@ -3578,7 +3578,7 @@
       </w:pPr>
       <w:r>
         <w:pict>
-          <v:shape type="#_x0000_t75" stroked="f" style="width:450pt; height:360pt; margin-left:0pt; margin-top:0pt; mso-position-horizontal:left; mso-position-vertical:top; mso-position-horizontal-relative:char; mso-position-vertical-relative:line;">
+          <v:shape type="#_x0000_t75" stroked="f" style="width:450pt; height:267.1875pt; margin-left:0pt; margin-top:0pt; mso-position-horizontal:left; mso-position-vertical:top; mso-position-horizontal-relative:char; mso-position-vertical-relative:line;">
             <w10:wrap type="inline"/>
             <v:imagedata r:id="rId11" o:title=""/>
           </v:shape>
@@ -4049,7 +4049,7 @@
       </w:pPr>
       <w:r>
         <w:pict>
-          <v:shape type="#_x0000_t75" stroked="f" style="width:450pt; height:360pt; margin-left:0pt; margin-top:0pt; mso-position-horizontal:left; mso-position-vertical:top; mso-position-horizontal-relative:char; mso-position-vertical-relative:line;">
+          <v:shape type="#_x0000_t75" stroked="f" style="width:450pt; height:267.1875pt; margin-left:0pt; margin-top:0pt; mso-position-horizontal:left; mso-position-vertical:top; mso-position-horizontal-relative:char; mso-position-vertical-relative:line;">
             <w10:wrap type="inline"/>
             <v:imagedata r:id="rId12" o:title=""/>
           </v:shape>
@@ -4574,7 +4574,7 @@
       </w:pPr>
       <w:r>
         <w:pict>
-          <v:shape type="#_x0000_t75" stroked="f" style="width:450pt; height:360pt; margin-left:0pt; margin-top:0pt; mso-position-horizontal:left; mso-position-vertical:top; mso-position-horizontal-relative:char; mso-position-vertical-relative:line;">
+          <v:shape type="#_x0000_t75" stroked="f" style="width:450pt; height:267.1875pt; margin-left:0pt; margin-top:0pt; mso-position-horizontal:left; mso-position-vertical:top; mso-position-horizontal-relative:char; mso-position-vertical-relative:line;">
             <w10:wrap type="inline"/>
             <v:imagedata r:id="rId13" o:title=""/>
           </v:shape>
